--- a/Olena_L1/Corrections nooj proposées:typo poly.docx
+++ b/Olena_L1/Corrections nooj proposées:typo poly.docx
@@ -396,6 +396,166 @@
         <w:t xml:space="preserve">? </w:t>
       </w:r>
     </w:p>
+    <w:p>
+      <w:pPr>
+        <w:rPr>
+          <w:lang w:val="uk-UA"/>
+        </w:rPr>
+      </w:pPr>
+    </w:p>
+    <w:p>
+      <w:pPr>
+        <w:rPr>
+          <w:lang w:val="uk-UA"/>
+        </w:rPr>
+      </w:pPr>
+    </w:p>
+    <w:p>
+      <w:r>
+        <w:rPr>
+          <w:lang w:val="uk-UA"/>
+        </w:rPr>
+        <w:t xml:space="preserve">Я </w:t>
+      </w:r>
+      <w:proofErr w:type="spellStart"/>
+      <w:r>
+        <w:rPr>
+          <w:lang w:val="uk-UA"/>
+        </w:rPr>
+        <w:t>студе́нка</w:t>
+      </w:r>
+      <w:proofErr w:type="spellEnd"/>
+      <w:r>
+        <w:rPr>
+          <w:lang w:val="uk-UA"/>
+        </w:rPr>
+        <w:t xml:space="preserve"> </w:t>
+      </w:r>
+      <w:r>
+        <w:rPr>
+          <w:lang w:val="uk-UA"/>
+        </w:rPr>
+        <w:t xml:space="preserve"> </w:t>
+      </w:r>
+      <w:r>
+        <w:rPr>
+          <w:lang w:val="uk-UA"/>
+        </w:rPr>
+        <w:t xml:space="preserve"> -&gt; Я </w:t>
+      </w:r>
+      <w:proofErr w:type="spellStart"/>
+      <w:r>
+        <w:rPr>
+          <w:lang w:val="uk-UA"/>
+        </w:rPr>
+        <w:t>студе́нтка</w:t>
+      </w:r>
+      <w:proofErr w:type="spellEnd"/>
+      <w:r>
+        <w:rPr>
+          <w:lang w:val="uk-UA"/>
+        </w:rPr>
+        <w:t xml:space="preserve">  </w:t>
+      </w:r>
+    </w:p>
+    <w:p/>
+    <w:p>
+      <w:r>
+        <w:t xml:space="preserve">Questions : </w:t>
+      </w:r>
+      <w:r>
+        <w:br/>
+      </w:r>
+      <w:r>
+        <w:br/>
+      </w:r>
+      <w:proofErr w:type="spellStart"/>
+      <w:proofErr w:type="gramStart"/>
+      <w:r>
+        <w:t>вивчати,VERB</w:t>
+      </w:r>
+      <w:proofErr w:type="gramEnd"/>
+      <w:r>
+        <w:t>+Pair</w:t>
+      </w:r>
+      <w:proofErr w:type="spellEnd"/>
+      <w:r>
+        <w:t>="</w:t>
+      </w:r>
+      <w:proofErr w:type="spellStart"/>
+      <w:r>
+        <w:t>вивчати</w:t>
+      </w:r>
+      <w:proofErr w:type="spellEnd"/>
+      <w:r>
+        <w:t>/</w:t>
+      </w:r>
+      <w:proofErr w:type="spellStart"/>
+      <w:r>
+        <w:t>вивчити</w:t>
+      </w:r>
+      <w:proofErr w:type="spellEnd"/>
+      <w:r>
+        <w:t>"+FLX=ЧИТАТИ</w:t>
+      </w:r>
+      <w:r>
+        <w:t xml:space="preserve"> </w:t>
+      </w:r>
+      <w:r>
+        <w:br/>
+      </w:r>
+      <w:r>
+        <w:br/>
+      </w:r>
+      <w:proofErr w:type="spellStart"/>
+      <w:r>
+        <w:t>вивчити</w:t>
+      </w:r>
+      <w:proofErr w:type="spellEnd"/>
+      <w:r>
+        <w:t xml:space="preserve"> n’a pas son entrée à lui (pourquoi ?)</w:t>
+      </w:r>
+    </w:p>
+    <w:p/>
+    <w:p>
+      <w:r>
+        <w:t xml:space="preserve">Idem pour </w:t>
+      </w:r>
+      <w:proofErr w:type="spellStart"/>
+      <w:r>
+        <w:t>зрозуміти</w:t>
+      </w:r>
+      <w:proofErr w:type="spellEnd"/>
+      <w:r>
+        <w:t xml:space="preserve"> </w:t>
+      </w:r>
+    </w:p>
+    <w:p>
+      <w:r>
+        <w:lastRenderedPageBreak/>
+        <w:br/>
+      </w:r>
+      <w:r>
+        <w:br/>
+      </w:r>
+      <w:proofErr w:type="gramStart"/>
+      <w:r>
+        <w:t>розуміти,VERB</w:t>
+      </w:r>
+      <w:proofErr w:type="gramEnd"/>
+      <w:r>
+        <w:t>+Pair="розуміти/зрозуміти"+FLX=ЧИТАТИ+DRV=</w:t>
+      </w:r>
+      <w:proofErr w:type="gramStart"/>
+      <w:r>
+        <w:t>З:ЧИТАТИ</w:t>
+      </w:r>
+      <w:proofErr w:type="gramEnd"/>
+      <w:r>
+        <w:t>_PF</w:t>
+      </w:r>
+    </w:p>
+    <w:p/>
     <w:sectPr>
       <w:pgSz w:w="11906" w:h="16838"/>
       <w:pgMar w:top="1417" w:right="1417" w:bottom="1417" w:left="1417" w:header="708" w:footer="708" w:gutter="0"/>

--- a/Olena_L1/Corrections nooj proposées:typo poly.docx
+++ b/Olena_L1/Corrections nooj proposées:typo poly.docx
@@ -3,6 +3,11 @@
 <w:document xmlns:wpc="http://schemas.microsoft.com/office/word/2010/wordprocessingCanvas" xmlns:cx="http://schemas.microsoft.com/office/drawing/2014/chartex" xmlns:cx1="http://schemas.microsoft.com/office/drawing/2015/9/8/chartex" xmlns:cx2="http://schemas.microsoft.com/office/drawing/2015/10/21/chartex" xmlns:cx3="http://schemas.microsoft.com/office/drawing/2016/5/9/chartex" xmlns:cx4="http://schemas.microsoft.com/office/drawing/2016/5/10/chartex" xmlns:cx5="http://schemas.microsoft.com/office/drawing/2016/5/11/chartex" xmlns:cx6="http://schemas.microsoft.com/office/drawing/2016/5/12/chartex" xmlns:cx7="http://schemas.microsoft.com/office/drawing/2016/5/13/chartex" xmlns:cx8="http://schemas.microsoft.com/office/drawing/2016/5/14/chartex" xmlns:mc="http://schemas.openxmlformats.org/markup-compatibility/2006" xmlns:aink="http://schemas.microsoft.com/office/drawing/2016/ink" xmlns:am3d="http://schemas.microsoft.com/office/drawing/2017/model3d" xmlns:o="urn:schemas-microsoft-com:office:office" xmlns:oel="http://schemas.microsoft.com/office/2019/extlst" xmlns:r="http://schemas.openxmlformats.org/officeDocument/2006/relationships" xmlns:m="http://schemas.openxmlformats.org/officeDocument/2006/math" xmlns:v="urn:schemas-microsoft-com:vml" xmlns:wp14="http://schemas.microsoft.com/office/word/2010/wordprocessingDrawing" xmlns:wp="http://schemas.openxmlformats.org/drawingml/2006/wordprocessingDrawing" xmlns:w10="urn:schemas-microsoft-com:office:word" xmlns:w="http://schemas.openxmlformats.org/wordprocessingml/2006/main" xmlns:w14="http://schemas.microsoft.com/office/word/2010/wordml" xmlns:w15="http://schemas.microsoft.com/office/word/2012/wordml" xmlns:w16cex="http://schemas.microsoft.com/office/word/2018/wordml/cex" xmlns:w16cid="http://schemas.microsoft.com/office/word/2016/wordml/cid" xmlns:w16="http://schemas.microsoft.com/office/word/2018/wordml" xmlns:w16du="http://schemas.microsoft.com/office/word/2023/wordml/word16du" xmlns:w16sdtdh="http://schemas.microsoft.com/office/word/2020/wordml/sdtdatahash" xmlns:w16sdtfl="http://schemas.microsoft.com/office/word/2024/wordml/sdtformatlock" xmlns:w16se="http://schemas.microsoft.com/office/word/2015/wordml/symex" xmlns:wpg="http://schemas.microsoft.com/office/word/2010/wordprocessingGroup" xmlns:wpi="http://schemas.microsoft.com/office/word/2010/wordprocessingInk" xmlns:wne="http://schemas.microsoft.com/office/word/2006/wordml" xmlns:wps="http://schemas.microsoft.com/office/word/2010/wordprocessingShape" mc:Ignorable="w14 w15 w16se w16cid w16 w16cex w16sdtdh w16sdtfl w16du wp14">
   <w:body>
     <w:p>
+      <w:pPr>
+        <w:rPr>
+          <w:color w:val="A02B93" w:themeColor="accent5"/>
+        </w:rPr>
+      </w:pPr>
       <w:r>
         <w:rPr>
           <w:b/>
@@ -20,54 +25,95 @@
         <w:br/>
       </w:r>
       <w:r>
+        <w:rPr>
+          <w:color w:val="A02B93" w:themeColor="accent5"/>
+        </w:rPr>
         <w:t xml:space="preserve">Corrections </w:t>
       </w:r>
       <w:proofErr w:type="spellStart"/>
       <w:r>
+        <w:rPr>
+          <w:color w:val="A02B93" w:themeColor="accent5"/>
+        </w:rPr>
         <w:t>nooj</w:t>
       </w:r>
       <w:proofErr w:type="spellEnd"/>
       <w:r>
+        <w:rPr>
+          <w:color w:val="A02B93" w:themeColor="accent5"/>
+        </w:rPr>
         <w:t xml:space="preserve"> proposées : </w:t>
       </w:r>
     </w:p>
-    <w:p/>
-    <w:p>
+    <w:p>
+      <w:pPr>
+        <w:rPr>
+          <w:color w:val="A02B93" w:themeColor="accent5"/>
+        </w:rPr>
+      </w:pPr>
+    </w:p>
+    <w:p>
+      <w:pPr>
+        <w:rPr>
+          <w:color w:val="A02B93" w:themeColor="accent5"/>
+        </w:rPr>
+      </w:pPr>
       <w:proofErr w:type="spellStart"/>
       <w:proofErr w:type="gramStart"/>
       <w:r>
+        <w:rPr>
+          <w:color w:val="A02B93" w:themeColor="accent5"/>
+        </w:rPr>
         <w:t>ви,PRONOUN</w:t>
       </w:r>
       <w:proofErr w:type="gramEnd"/>
       <w:r>
+        <w:rPr>
+          <w:color w:val="A02B93" w:themeColor="accent5"/>
+        </w:rPr>
         <w:t>+Personal+FLX</w:t>
       </w:r>
       <w:proofErr w:type="spellEnd"/>
       <w:r>
+        <w:rPr>
+          <w:color w:val="A02B93" w:themeColor="accent5"/>
+        </w:rPr>
         <w:t>=V</w:t>
       </w:r>
       <w:proofErr w:type="gramStart"/>
       <w:r>
-        <w:t>И</w:t>
-      </w:r>
-      <w:r>
-        <w:t xml:space="preserve">  -</w:t>
+        <w:rPr>
+          <w:color w:val="A02B93" w:themeColor="accent5"/>
+        </w:rPr>
+        <w:t>И  -</w:t>
       </w:r>
       <w:proofErr w:type="gramEnd"/>
       <w:r>
+        <w:rPr>
+          <w:color w:val="A02B93" w:themeColor="accent5"/>
+        </w:rPr>
         <w:t xml:space="preserve">&gt; </w:t>
       </w:r>
       <w:proofErr w:type="spellStart"/>
       <w:proofErr w:type="gramStart"/>
       <w:r>
+        <w:rPr>
+          <w:color w:val="A02B93" w:themeColor="accent5"/>
+        </w:rPr>
         <w:t>ви,PRONOUN</w:t>
       </w:r>
       <w:proofErr w:type="gramEnd"/>
       <w:r>
+        <w:rPr>
+          <w:color w:val="A02B93" w:themeColor="accent5"/>
+        </w:rPr>
         <w:t>+Personal+FLX</w:t>
       </w:r>
       <w:proofErr w:type="spellEnd"/>
       <w:r>
+        <w:rPr>
+          <w:color w:val="A02B93" w:themeColor="accent5"/>
+        </w:rPr>
         <w:t>=ВИ</w:t>
       </w:r>
     </w:p>
@@ -311,6 +357,17 @@
       <w:r>
         <w:t>imperfectif ? couple aspectuel ?)</w:t>
       </w:r>
+      <w:r>
+        <w:t xml:space="preserve"> [</w:t>
+      </w:r>
+      <w:proofErr w:type="gramStart"/>
+      <w:r>
+        <w:t>pas</w:t>
+      </w:r>
+      <w:proofErr w:type="gramEnd"/>
+      <w:r>
+        <w:t xml:space="preserve"> de couple/perfectif]</w:t>
+      </w:r>
     </w:p>
     <w:p/>
     <w:p/>
@@ -352,34 +409,91 @@
       </w:pPr>
     </w:p>
     <w:p>
+      <w:proofErr w:type="spellStart"/>
+      <w:r>
+        <w:rPr>
+          <w:lang w:val="uk-UA"/>
+        </w:rPr>
+        <w:t>працювати,VERB+FLX</w:t>
+      </w:r>
+      <w:proofErr w:type="spellEnd"/>
+      <w:r>
+        <w:rPr>
+          <w:lang w:val="uk-UA"/>
+        </w:rPr>
+        <w:t>=МАЛЮВАТИ</w:t>
+      </w:r>
+      <w:r>
+        <w:rPr>
+          <w:lang w:val="uk-UA"/>
+        </w:rPr>
+        <w:t xml:space="preserve">           </w:t>
+      </w:r>
+      <w:r>
+        <w:t>couple</w:t>
+      </w:r>
+      <w:r>
+        <w:rPr>
+          <w:lang w:val="uk-UA"/>
+        </w:rPr>
+        <w:t xml:space="preserve"> </w:t>
+      </w:r>
+      <w:r>
+        <w:t>aspectuel </w:t>
+      </w:r>
+      <w:r>
+        <w:rPr>
+          <w:lang w:val="uk-UA"/>
+        </w:rPr>
+        <w:t xml:space="preserve">? </w:t>
+      </w:r>
+      <w:r>
+        <w:rPr>
+          <w:lang w:val="uk-UA"/>
+        </w:rPr>
+        <w:t xml:space="preserve"> </w:t>
+      </w:r>
+      <w:r>
+        <w:t>[</w:t>
+      </w:r>
+      <w:proofErr w:type="gramStart"/>
+      <w:r>
+        <w:t>pas</w:t>
+      </w:r>
+      <w:proofErr w:type="gramEnd"/>
+      <w:r>
+        <w:t xml:space="preserve"> de vrai couple]</w:t>
+      </w:r>
+    </w:p>
+    <w:p>
       <w:pPr>
         <w:rPr>
           <w:lang w:val="uk-UA"/>
         </w:rPr>
       </w:pPr>
-      <w:proofErr w:type="spellStart"/>
-      <w:r>
+    </w:p>
+    <w:p>
+      <w:pPr>
         <w:rPr>
           <w:lang w:val="uk-UA"/>
         </w:rPr>
-        <w:t>працювати,VERB+FLX</w:t>
-      </w:r>
-      <w:proofErr w:type="spellEnd"/>
+      </w:pPr>
+    </w:p>
+    <w:p>
       <w:r>
         <w:rPr>
           <w:lang w:val="uk-UA"/>
         </w:rPr>
-        <w:t>=МАЛЮВАТИ</w:t>
-      </w:r>
+        <w:t xml:space="preserve">Я </w:t>
+      </w:r>
+      <w:proofErr w:type="spellStart"/>
       <w:r>
         <w:rPr>
           <w:lang w:val="uk-UA"/>
         </w:rPr>
-        <w:t xml:space="preserve">           </w:t>
-      </w:r>
-      <w:r>
-        <w:t>couple</w:t>
-      </w:r>
+        <w:t>студе́нка</w:t>
+      </w:r>
+      <w:proofErr w:type="spellEnd"/>
       <w:r>
         <w:rPr>
           <w:lang w:val="uk-UA"/>
@@ -387,175 +501,290 @@
         <w:t xml:space="preserve"> </w:t>
       </w:r>
       <w:r>
-        <w:t>aspectuel </w:t>
-      </w:r>
-      <w:r>
         <w:rPr>
           <w:lang w:val="uk-UA"/>
         </w:rPr>
-        <w:t xml:space="preserve">? </w:t>
-      </w:r>
-    </w:p>
+        <w:t xml:space="preserve"> </w:t>
+      </w:r>
+      <w:r>
+        <w:rPr>
+          <w:lang w:val="uk-UA"/>
+        </w:rPr>
+        <w:t xml:space="preserve"> -&gt; Я </w:t>
+      </w:r>
+      <w:proofErr w:type="spellStart"/>
+      <w:r>
+        <w:rPr>
+          <w:lang w:val="uk-UA"/>
+        </w:rPr>
+        <w:t>студе́нтка</w:t>
+      </w:r>
+      <w:proofErr w:type="spellEnd"/>
+      <w:r>
+        <w:rPr>
+          <w:lang w:val="uk-UA"/>
+        </w:rPr>
+        <w:t xml:space="preserve">  </w:t>
+      </w:r>
+    </w:p>
+    <w:p/>
     <w:p>
       <w:pPr>
         <w:rPr>
-          <w:lang w:val="uk-UA"/>
+          <w:color w:val="A02B93" w:themeColor="accent5"/>
         </w:rPr>
       </w:pPr>
+      <w:r>
+        <w:rPr>
+          <w:color w:val="A02B93" w:themeColor="accent5"/>
+        </w:rPr>
+        <w:t xml:space="preserve">Questions : </w:t>
+      </w:r>
+      <w:r>
+        <w:rPr>
+          <w:color w:val="A02B93" w:themeColor="accent5"/>
+        </w:rPr>
+        <w:br/>
+      </w:r>
+      <w:r>
+        <w:rPr>
+          <w:color w:val="A02B93" w:themeColor="accent5"/>
+        </w:rPr>
+        <w:br/>
+      </w:r>
+      <w:proofErr w:type="spellStart"/>
+      <w:proofErr w:type="gramStart"/>
+      <w:r>
+        <w:rPr>
+          <w:color w:val="A02B93" w:themeColor="accent5"/>
+        </w:rPr>
+        <w:t>вивчати,VERB</w:t>
+      </w:r>
+      <w:proofErr w:type="gramEnd"/>
+      <w:r>
+        <w:rPr>
+          <w:color w:val="A02B93" w:themeColor="accent5"/>
+        </w:rPr>
+        <w:t>+Pair</w:t>
+      </w:r>
+      <w:proofErr w:type="spellEnd"/>
+      <w:r>
+        <w:rPr>
+          <w:color w:val="A02B93" w:themeColor="accent5"/>
+        </w:rPr>
+        <w:t>="</w:t>
+      </w:r>
+      <w:proofErr w:type="spellStart"/>
+      <w:r>
+        <w:rPr>
+          <w:color w:val="A02B93" w:themeColor="accent5"/>
+        </w:rPr>
+        <w:t>вивчати</w:t>
+      </w:r>
+      <w:proofErr w:type="spellEnd"/>
+      <w:r>
+        <w:rPr>
+          <w:color w:val="A02B93" w:themeColor="accent5"/>
+        </w:rPr>
+        <w:t>/</w:t>
+      </w:r>
+      <w:proofErr w:type="spellStart"/>
+      <w:r>
+        <w:rPr>
+          <w:color w:val="A02B93" w:themeColor="accent5"/>
+        </w:rPr>
+        <w:t>вивчити</w:t>
+      </w:r>
+      <w:proofErr w:type="spellEnd"/>
+      <w:r>
+        <w:rPr>
+          <w:color w:val="A02B93" w:themeColor="accent5"/>
+        </w:rPr>
+        <w:t>"+FLX=ЧИТАТИ</w:t>
+      </w:r>
+      <w:r>
+        <w:rPr>
+          <w:color w:val="A02B93" w:themeColor="accent5"/>
+        </w:rPr>
+        <w:t xml:space="preserve"> </w:t>
+      </w:r>
+      <w:r>
+        <w:rPr>
+          <w:color w:val="A02B93" w:themeColor="accent5"/>
+        </w:rPr>
+        <w:t xml:space="preserve">     </w:t>
+      </w:r>
+      <w:r>
+        <w:rPr>
+          <w:color w:val="A02B93" w:themeColor="accent5"/>
+        </w:rPr>
+        <w:br/>
+      </w:r>
+      <w:proofErr w:type="spellStart"/>
+      <w:r>
+        <w:rPr>
+          <w:color w:val="A02B93" w:themeColor="accent5"/>
+        </w:rPr>
+        <w:t>вивчити</w:t>
+      </w:r>
+      <w:proofErr w:type="spellEnd"/>
+      <w:r>
+        <w:rPr>
+          <w:color w:val="A02B93" w:themeColor="accent5"/>
+        </w:rPr>
+        <w:t xml:space="preserve"> n’a pas son entrée à lui (pourquoi ?)</w:t>
+      </w:r>
     </w:p>
     <w:p>
       <w:pPr>
         <w:rPr>
-          <w:lang w:val="uk-UA"/>
+          <w:color w:val="A02B93" w:themeColor="accent5"/>
         </w:rPr>
       </w:pPr>
     </w:p>
     <w:p>
-      <w:r>
-        <w:rPr>
-          <w:lang w:val="uk-UA"/>
-        </w:rPr>
-        <w:t xml:space="preserve">Я </w:t>
-      </w:r>
-      <w:proofErr w:type="spellStart"/>
-      <w:r>
-        <w:rPr>
-          <w:lang w:val="uk-UA"/>
-        </w:rPr>
-        <w:t>студе́нка</w:t>
-      </w:r>
-      <w:proofErr w:type="spellEnd"/>
-      <w:r>
-        <w:rPr>
-          <w:lang w:val="uk-UA"/>
+      <w:pPr>
+        <w:rPr>
+          <w:color w:val="EE0000"/>
+        </w:rPr>
+      </w:pPr>
+      <w:r>
+        <w:rPr>
+          <w:color w:val="EE0000"/>
+        </w:rPr>
+        <w:t xml:space="preserve">Voir aussi </w:t>
+      </w:r>
+      <w:r>
+        <w:rPr>
+          <w:color w:val="EE0000"/>
+        </w:rPr>
+        <w:br/>
+      </w:r>
+      <w:proofErr w:type="spellStart"/>
+      <w:proofErr w:type="gramStart"/>
+      <w:r>
+        <w:rPr>
+          <w:color w:val="EE0000"/>
+        </w:rPr>
+        <w:t>вчити,VERB</w:t>
+      </w:r>
+      <w:proofErr w:type="gramEnd"/>
+      <w:r>
+        <w:rPr>
+          <w:color w:val="EE0000"/>
+        </w:rPr>
+        <w:t>+FLX</w:t>
+      </w:r>
+      <w:proofErr w:type="spellEnd"/>
+      <w:r>
+        <w:rPr>
+          <w:color w:val="EE0000"/>
+        </w:rPr>
+        <w:t>=ДЕРЖАТИ</w:t>
+      </w:r>
+    </w:p>
+    <w:p>
+      <w:pPr>
+        <w:rPr>
+          <w:color w:val="A02B93" w:themeColor="accent5"/>
+        </w:rPr>
+      </w:pPr>
+    </w:p>
+    <w:p>
+      <w:pPr>
+        <w:rPr>
+          <w:color w:val="A02B93" w:themeColor="accent5"/>
+        </w:rPr>
+      </w:pPr>
+      <w:r>
+        <w:rPr>
+          <w:color w:val="A02B93" w:themeColor="accent5"/>
+        </w:rPr>
+        <w:t xml:space="preserve">Idem pour </w:t>
+      </w:r>
+      <w:proofErr w:type="spellStart"/>
+      <w:r>
+        <w:rPr>
+          <w:color w:val="A02B93" w:themeColor="accent5"/>
+        </w:rPr>
+        <w:t>зрозуміти</w:t>
+      </w:r>
+      <w:proofErr w:type="spellEnd"/>
+      <w:r>
+        <w:rPr>
+          <w:color w:val="A02B93" w:themeColor="accent5"/>
         </w:rPr>
         <w:t xml:space="preserve"> </w:t>
       </w:r>
-      <w:r>
-        <w:rPr>
-          <w:lang w:val="uk-UA"/>
-        </w:rPr>
-        <w:t xml:space="preserve"> </w:t>
-      </w:r>
-      <w:r>
-        <w:rPr>
-          <w:lang w:val="uk-UA"/>
-        </w:rPr>
-        <w:t xml:space="preserve"> -&gt; Я </w:t>
-      </w:r>
-      <w:proofErr w:type="spellStart"/>
-      <w:r>
-        <w:rPr>
-          <w:lang w:val="uk-UA"/>
-        </w:rPr>
-        <w:t>студе́нтка</w:t>
-      </w:r>
-      <w:proofErr w:type="spellEnd"/>
-      <w:r>
-        <w:rPr>
-          <w:lang w:val="uk-UA"/>
-        </w:rPr>
-        <w:t xml:space="preserve">  </w:t>
-      </w:r>
-    </w:p>
-    <w:p/>
-    <w:p>
-      <w:r>
-        <w:t xml:space="preserve">Questions : </w:t>
-      </w:r>
-      <w:r>
+    </w:p>
+    <w:p>
+      <w:pPr>
+        <w:rPr>
+          <w:color w:val="A02B93" w:themeColor="accent5"/>
+        </w:rPr>
+      </w:pPr>
+      <w:r>
+        <w:rPr>
+          <w:color w:val="A02B93" w:themeColor="accent5"/>
+        </w:rPr>
         <w:br/>
       </w:r>
       <w:r>
+        <w:rPr>
+          <w:color w:val="A02B93" w:themeColor="accent5"/>
+        </w:rPr>
         <w:br/>
       </w:r>
-      <w:proofErr w:type="spellStart"/>
       <w:proofErr w:type="gramStart"/>
       <w:r>
-        <w:t>вивчати,VERB</w:t>
+        <w:rPr>
+          <w:color w:val="A02B93" w:themeColor="accent5"/>
+        </w:rPr>
+        <w:t>розуміти,VERB</w:t>
       </w:r>
       <w:proofErr w:type="gramEnd"/>
       <w:r>
-        <w:t>+Pair</w:t>
-      </w:r>
-      <w:proofErr w:type="spellEnd"/>
-      <w:r>
-        <w:t>="</w:t>
-      </w:r>
-      <w:proofErr w:type="spellStart"/>
-      <w:r>
-        <w:t>вивчати</w:t>
-      </w:r>
-      <w:proofErr w:type="spellEnd"/>
-      <w:r>
-        <w:t>/</w:t>
-      </w:r>
-      <w:proofErr w:type="spellStart"/>
-      <w:r>
-        <w:t>вивчити</w:t>
-      </w:r>
-      <w:proofErr w:type="spellEnd"/>
-      <w:r>
-        <w:t>"+FLX=ЧИТАТИ</w:t>
-      </w:r>
-      <w:r>
-        <w:t xml:space="preserve"> </w:t>
-      </w:r>
-      <w:r>
-        <w:br/>
-      </w:r>
-      <w:r>
-        <w:br/>
-      </w:r>
-      <w:proofErr w:type="spellStart"/>
-      <w:r>
-        <w:t>вивчити</w:t>
-      </w:r>
-      <w:proofErr w:type="spellEnd"/>
-      <w:r>
-        <w:t xml:space="preserve"> n’a pas son entrée à lui (pourquoi ?)</w:t>
-      </w:r>
-    </w:p>
-    <w:p/>
-    <w:p>
-      <w:r>
-        <w:t xml:space="preserve">Idem pour </w:t>
-      </w:r>
-      <w:proofErr w:type="spellStart"/>
-      <w:r>
-        <w:t>зрозуміти</w:t>
-      </w:r>
-      <w:proofErr w:type="spellEnd"/>
-      <w:r>
-        <w:t xml:space="preserve"> </w:t>
-      </w:r>
-    </w:p>
-    <w:p>
-      <w:r>
-        <w:lastRenderedPageBreak/>
-        <w:br/>
-      </w:r>
-      <w:r>
-        <w:br/>
+        <w:rPr>
+          <w:color w:val="A02B93" w:themeColor="accent5"/>
+        </w:rPr>
+        <w:t>+Pair="розуміти/зрозуміти"+FLX=ЧИТАТИ+DRV=</w:t>
       </w:r>
       <w:proofErr w:type="gramStart"/>
       <w:r>
-        <w:t>розуміти,VERB</w:t>
+        <w:rPr>
+          <w:color w:val="A02B93" w:themeColor="accent5"/>
+        </w:rPr>
+        <w:t>З:ЧИТАТИ</w:t>
       </w:r>
       <w:proofErr w:type="gramEnd"/>
       <w:r>
-        <w:t>+Pair="розуміти/зрозуміти"+FLX=ЧИТАТИ+DRV=</w:t>
-      </w:r>
-      <w:proofErr w:type="gramStart"/>
-      <w:r>
-        <w:t>З:ЧИТАТИ</w:t>
-      </w:r>
-      <w:proofErr w:type="gramEnd"/>
-      <w:r>
+        <w:rPr>
+          <w:color w:val="A02B93" w:themeColor="accent5"/>
+        </w:rPr>
         <w:t>_PF</w:t>
       </w:r>
     </w:p>
-    <w:p/>
+    <w:p>
+      <w:pPr>
+        <w:rPr>
+          <w:color w:val="A02B93" w:themeColor="accent5"/>
+        </w:rPr>
+      </w:pPr>
+    </w:p>
+    <w:p>
+      <w:pPr>
+        <w:rPr>
+          <w:color w:val="A02B93" w:themeColor="accent5"/>
+        </w:rPr>
+      </w:pPr>
+    </w:p>
+    <w:p>
+      <w:pPr>
+        <w:rPr>
+          <w:color w:val="A02B93" w:themeColor="accent5"/>
+        </w:rPr>
+      </w:pPr>
+    </w:p>
     <w:sectPr>
       <w:pgSz w:w="11906" w:h="16838"/>
       <w:pgMar w:top="1417" w:right="1417" w:bottom="1417" w:left="1417" w:header="708" w:footer="708" w:gutter="0"/>
